--- a/Job Hunt 2026/2026-10-14 - Marcus & Millichap - Senior Marketing Manager/Joshua_Chappell_Resume_MarcusMillichap.docx
+++ b/Job Hunt 2026/2026-10-14 - Marcus & Millichap - Senior Marketing Manager/Joshua_Chappell_Resume_MarcusMillichap.docx
@@ -31,9 +31,9 @@
           <w:sz w:val="21"/>
           <w:szCs w:val="21"/>
         </w:rPr>
-        <w:t xml:space="preserve">Mesa, AZ  •  480-586-7959  •  </w:t>
-      </w:r>
-      <w:hyperlink w:history="1" r:id="rId5jkdx0p6l9gal9zpug9x6">
+        <w:t xml:space="preserve">Mesa, AZ • 480-586-7959 • </w:t>
+      </w:r>
+      <w:hyperlink w:history="1" r:id="rId5ewavnxhcgt3pzm2b9p5i">
         <w:r>
           <w:rPr>
             <w:rFonts w:ascii="Calibri" w:cs="Calibri" w:eastAsia="Calibri" w:hAnsi="Calibri"/>
@@ -49,7 +49,7 @@
       <w:pPr>
         <w:jc w:val="center"/>
       </w:pPr>
-      <w:hyperlink w:history="1" r:id="rIdidibbmmfhgwxpejw-14ep">
+      <w:hyperlink w:history="1" r:id="rIdkii9pq33n6lnunopxatpk">
         <w:r>
           <w:rPr>
             <w:rFonts w:ascii="Calibri" w:cs="Calibri" w:eastAsia="Calibri" w:hAnsi="Calibri"/>
@@ -67,9 +67,9 @@
           <w:sz w:val="21"/>
           <w:szCs w:val="21"/>
         </w:rPr>
-        <w:t xml:space="preserve">  •  </w:t>
-      </w:r>
-      <w:hyperlink w:history="1" r:id="rIdnfag8yw2twt8anoo-fy1b">
+        <w:t xml:space="preserve"> • </w:t>
+      </w:r>
+      <w:hyperlink w:history="1" r:id="rIdwbn24qykanog9cxkitsvx">
         <w:r>
           <w:rPr>
             <w:rFonts w:ascii="Calibri" w:cs="Calibri" w:eastAsia="Calibri" w:hAnsi="Calibri"/>
@@ -87,9 +87,9 @@
           <w:sz w:val="21"/>
           <w:szCs w:val="21"/>
         </w:rPr>
-        <w:t xml:space="preserve">  •  </w:t>
-      </w:r>
-      <w:hyperlink w:history="1" r:id="rId--so6idscg2cioq1jz66h">
+        <w:t xml:space="preserve"> • </w:t>
+      </w:r>
+      <w:hyperlink w:history="1" r:id="rIdjtnigvx-s3jmskznnk-3v">
         <w:r>
           <w:rPr>
             <w:rFonts w:ascii="Calibri" w:cs="Calibri" w:eastAsia="Calibri" w:hAnsi="Calibri"/>
@@ -170,7 +170,7 @@
           <w:sz w:val="20"/>
           <w:szCs w:val="20"/>
         </w:rPr>
-        <w:t xml:space="preserve">	Mesa, AZ  |  2025 - Present</w:t>
+        <w:t xml:space="preserve">	Mesa, AZ | 2025 - Present</w:t>
       </w:r>
     </w:p>
     <w:p>
@@ -299,7 +299,7 @@
           <w:sz w:val="20"/>
           <w:szCs w:val="20"/>
         </w:rPr>
-        <w:t xml:space="preserve">	Glendale, AZ  |  Sep 2019 - Present</w:t>
+        <w:t xml:space="preserve">	Glendale, AZ | Sep 2019 - Present</w:t>
       </w:r>
     </w:p>
     <w:p>
@@ -428,7 +428,7 @@
           <w:sz w:val="20"/>
           <w:szCs w:val="20"/>
         </w:rPr>
-        <w:t xml:space="preserve">	Phoenix, AZ  |  Oct 2021 - Oct 2023</w:t>
+        <w:t xml:space="preserve">	Phoenix, AZ | Oct 2021 - Oct 2023</w:t>
       </w:r>
     </w:p>
     <w:p>
@@ -557,7 +557,7 @@
           <w:sz w:val="20"/>
           <w:szCs w:val="20"/>
         </w:rPr>
-        <w:t xml:space="preserve">	Phoenix, AZ  |  Feb 2025 - June 2025</w:t>
+        <w:t xml:space="preserve">	Phoenix, AZ | Feb 2025 - June 2025</w:t>
       </w:r>
     </w:p>
     <w:p>
@@ -640,7 +640,7 @@
           <w:sz w:val="20"/>
           <w:szCs w:val="20"/>
         </w:rPr>
-        <w:t xml:space="preserve">	Queen Creek, AZ  |  Aug 2018 - Aug 2020</w:t>
+        <w:t xml:space="preserve">	Queen Creek, AZ | Aug 2018 - Aug 2020</w:t>
       </w:r>
     </w:p>
     <w:p>
@@ -720,7 +720,7 @@
           <w:sz w:val="21"/>
           <w:szCs w:val="21"/>
         </w:rPr>
-        <w:t xml:space="preserve">Project Management (Wrike, Notion, Trello, Workamajig, Google Workspace, Microsoft Teams)  •  Campaign Strategy &amp; Planning  •  Stakeholder Scoping &amp; Goal Setting  •  Cross-Functional Coordination  •  Budget &amp; Timeline Management  •  Team Leadership (crews of 5 to 20)  •  Marketing Analytics  •  Paid Social (Meta Ads, Facebook Pixel)  •  Social Media Strategy  •  Real Estate Video &amp; Photography  •  Storyboarding &amp; Creative Production  •  Inbound Marketing (HubSpot)  •  AI Workflows (Claude, ChatGPT, Runway)  •  Adobe Premiere Pro, After Effects, Photoshop, Lightroom, Canva</w:t>
+        <w:t xml:space="preserve">Project Management (Wrike, Notion, Trello, Workamajig, Google Workspace, Microsoft Teams) • Campaign Strategy &amp; Planning • Stakeholder Scoping &amp; Goal Setting • Cross-Functional Coordination • Budget &amp; Timeline Management • Team Leadership (crews of 5 to 20) • Marketing Analytics • Paid Social (Meta Ads, Facebook Pixel) • Social Media Strategy • Real Estate Video &amp; Photography • Storyboarding &amp; Creative Production • Inbound Marketing (HubSpot) • AI Workflows (Claude, ChatGPT, Runway) • Adobe Premiere Pro, After Effects, Photoshop, Lightroom, Canva</w:t>
       </w:r>
     </w:p>
     <w:p>
@@ -819,7 +819,7 @@
           <w:sz w:val="21"/>
           <w:szCs w:val="21"/>
         </w:rPr>
-        <w:t xml:space="preserve">Google Digital Marketing &amp; E-Commerce  •  HubSpot Inbound Marketing (2024)  •  WGU Marketing Analytics</w:t>
+        <w:t xml:space="preserve">Google Digital Marketing &amp; E-Commerce • HubSpot Inbound Marketing (2024) • WGU Marketing Analytics</w:t>
       </w:r>
     </w:p>
     <w:sectPr>
@@ -997,7 +997,7 @@
     <w:lvl w:ilvl="0" w:tentative="1">
       <w:start w:val="1"/>
       <w:numFmt w:val="bullet"/>
-      <w:lvlText w:val="▪"/>
+      <w:lvlText w:val="•"/>
       <w:lvlJc w:val="left"/>
       <w:pPr>
         <w:ind w:left="280" w:hanging="280"/>
